--- a/отчёты/ЛР12 Инкапсуляция.docx
+++ b/отчёты/ЛР12 Инкапсуляция.docx
@@ -14,7 +14,8 @@
     </w:p>
     <w:p>
       <w:pPr>
-        <w:spacing w:after="80"/>
+        <w:keepNext w:val="false"/>
+        <w:spacing w:after="80" w:before="0"/>
         <w:ind w:firstLine="709"/>
         <w:jc w:val="both"/>
       </w:pPr>
@@ -123,7 +124,8 @@
     </w:p>
     <w:p>
       <w:pPr>
-        <w:spacing w:after="80"/>
+        <w:keepNext w:val="false"/>
+        <w:spacing w:after="80" w:before="0"/>
         <w:ind w:firstLine="709"/>
         <w:jc w:val="both"/>
       </w:pPr>
@@ -151,7 +153,7 @@
           <w:right w:val="single" w:color="BFBFBF" w:sz="4" w:space="4"/>
         </w:pBdr>
         <w:shd w:fill="F4F4F4" w:color="auto" w:val="clear"/>
-        <w:spacing w:after="0" w:before="60" w:line="240"/>
+        <w:spacing w:after="0" w:before="60" w:line="240" w:lineRule="auto"/>
         <w:ind w:left="113" w:right="113"/>
       </w:pPr>
       <w:r>
@@ -173,7 +175,7 @@
           <w:right w:val="single" w:color="BFBFBF" w:sz="4" w:space="4"/>
         </w:pBdr>
         <w:shd w:fill="F4F4F4" w:color="auto" w:val="clear"/>
-        <w:spacing w:after="0" w:before="0" w:line="240"/>
+        <w:spacing w:after="0" w:before="0" w:line="240" w:lineRule="auto"/>
         <w:ind w:left="113" w:right="113"/>
       </w:pPr>
       <w:r>
@@ -195,7 +197,7 @@
           <w:right w:val="single" w:color="BFBFBF" w:sz="4" w:space="4"/>
         </w:pBdr>
         <w:shd w:fill="F4F4F4" w:color="auto" w:val="clear"/>
-        <w:spacing w:after="0" w:before="0" w:line="240"/>
+        <w:spacing w:after="0" w:before="0" w:line="240" w:lineRule="auto"/>
         <w:ind w:left="113" w:right="113"/>
       </w:pPr>
       <w:r>
@@ -217,7 +219,7 @@
           <w:right w:val="single" w:color="BFBFBF" w:sz="4" w:space="4"/>
         </w:pBdr>
         <w:shd w:fill="F4F4F4" w:color="auto" w:val="clear"/>
-        <w:spacing w:after="0" w:before="0" w:line="240"/>
+        <w:spacing w:after="0" w:before="0" w:line="240" w:lineRule="auto"/>
         <w:ind w:left="113" w:right="113"/>
       </w:pPr>
       <w:r>
@@ -239,7 +241,7 @@
           <w:right w:val="single" w:color="BFBFBF" w:sz="4" w:space="4"/>
         </w:pBdr>
         <w:shd w:fill="F4F4F4" w:color="auto" w:val="clear"/>
-        <w:spacing w:after="0" w:before="0" w:line="240"/>
+        <w:spacing w:after="0" w:before="0" w:line="240" w:lineRule="auto"/>
         <w:ind w:left="113" w:right="113"/>
       </w:pPr>
       <w:r>
@@ -261,7 +263,7 @@
           <w:right w:val="single" w:color="BFBFBF" w:sz="4" w:space="4"/>
         </w:pBdr>
         <w:shd w:fill="F4F4F4" w:color="auto" w:val="clear"/>
-        <w:spacing w:after="0" w:before="0" w:line="240"/>
+        <w:spacing w:after="0" w:before="0" w:line="240" w:lineRule="auto"/>
         <w:ind w:left="113" w:right="113"/>
       </w:pPr>
       <w:r>
@@ -283,7 +285,7 @@
           <w:right w:val="single" w:color="BFBFBF" w:sz="4" w:space="4"/>
         </w:pBdr>
         <w:shd w:fill="F4F4F4" w:color="auto" w:val="clear"/>
-        <w:spacing w:after="0" w:before="0" w:line="240"/>
+        <w:spacing w:after="0" w:before="0" w:line="240" w:lineRule="auto"/>
         <w:ind w:left="113" w:right="113"/>
       </w:pPr>
       <w:r>
@@ -305,7 +307,7 @@
           <w:right w:val="single" w:color="BFBFBF" w:sz="4" w:space="4"/>
         </w:pBdr>
         <w:shd w:fill="F4F4F4" w:color="auto" w:val="clear"/>
-        <w:spacing w:after="0" w:before="0" w:line="240"/>
+        <w:spacing w:after="0" w:before="0" w:line="240" w:lineRule="auto"/>
         <w:ind w:left="113" w:right="113"/>
       </w:pPr>
       <w:r>
@@ -327,7 +329,7 @@
           <w:right w:val="single" w:color="BFBFBF" w:sz="4" w:space="4"/>
         </w:pBdr>
         <w:shd w:fill="F4F4F4" w:color="auto" w:val="clear"/>
-        <w:spacing w:after="0" w:before="0" w:line="240"/>
+        <w:spacing w:after="0" w:before="0" w:line="240" w:lineRule="auto"/>
         <w:ind w:left="113" w:right="113"/>
       </w:pPr>
       <w:r>
@@ -349,7 +351,7 @@
           <w:right w:val="single" w:color="BFBFBF" w:sz="4" w:space="4"/>
         </w:pBdr>
         <w:shd w:fill="F4F4F4" w:color="auto" w:val="clear"/>
-        <w:spacing w:after="0" w:before="0" w:line="240"/>
+        <w:spacing w:after="0" w:before="0" w:line="240" w:lineRule="auto"/>
         <w:ind w:left="113" w:right="113"/>
       </w:pPr>
       <w:r>
@@ -371,7 +373,7 @@
           <w:right w:val="single" w:color="BFBFBF" w:sz="4" w:space="4"/>
         </w:pBdr>
         <w:shd w:fill="F4F4F4" w:color="auto" w:val="clear"/>
-        <w:spacing w:after="0" w:before="0" w:line="240"/>
+        <w:spacing w:after="0" w:before="0" w:line="240" w:lineRule="auto"/>
         <w:ind w:left="113" w:right="113"/>
       </w:pPr>
       <w:r>
@@ -393,7 +395,7 @@
           <w:right w:val="single" w:color="BFBFBF" w:sz="4" w:space="4"/>
         </w:pBdr>
         <w:shd w:fill="F4F4F4" w:color="auto" w:val="clear"/>
-        <w:spacing w:after="0" w:before="0" w:line="240"/>
+        <w:spacing w:after="0" w:before="0" w:line="240" w:lineRule="auto"/>
         <w:ind w:left="113" w:right="113"/>
       </w:pPr>
       <w:r>
@@ -415,7 +417,7 @@
           <w:right w:val="single" w:color="BFBFBF" w:sz="4" w:space="4"/>
         </w:pBdr>
         <w:shd w:fill="F4F4F4" w:color="auto" w:val="clear"/>
-        <w:spacing w:after="0" w:before="0" w:line="240"/>
+        <w:spacing w:after="0" w:before="0" w:line="240" w:lineRule="auto"/>
         <w:ind w:left="113" w:right="113"/>
       </w:pPr>
       <w:r>
@@ -437,7 +439,7 @@
           <w:right w:val="single" w:color="BFBFBF" w:sz="4" w:space="4"/>
         </w:pBdr>
         <w:shd w:fill="F4F4F4" w:color="auto" w:val="clear"/>
-        <w:spacing w:after="0" w:before="0" w:line="240"/>
+        <w:spacing w:after="0" w:before="0" w:line="240" w:lineRule="auto"/>
         <w:ind w:left="113" w:right="113"/>
       </w:pPr>
       <w:r>
@@ -459,7 +461,7 @@
           <w:right w:val="single" w:color="BFBFBF" w:sz="4" w:space="4"/>
         </w:pBdr>
         <w:shd w:fill="F4F4F4" w:color="auto" w:val="clear"/>
-        <w:spacing w:after="0" w:before="0" w:line="240"/>
+        <w:spacing w:after="0" w:before="0" w:line="240" w:lineRule="auto"/>
         <w:ind w:left="113" w:right="113"/>
       </w:pPr>
       <w:r>
@@ -481,7 +483,7 @@
           <w:right w:val="single" w:color="BFBFBF" w:sz="4" w:space="4"/>
         </w:pBdr>
         <w:shd w:fill="F4F4F4" w:color="auto" w:val="clear"/>
-        <w:spacing w:after="0" w:before="0" w:line="240"/>
+        <w:spacing w:after="0" w:before="0" w:line="240" w:lineRule="auto"/>
         <w:ind w:left="113" w:right="113"/>
       </w:pPr>
       <w:r>
@@ -503,7 +505,7 @@
           <w:right w:val="single" w:color="BFBFBF" w:sz="4" w:space="4"/>
         </w:pBdr>
         <w:shd w:fill="F4F4F4" w:color="auto" w:val="clear"/>
-        <w:spacing w:after="0" w:before="0" w:line="240"/>
+        <w:spacing w:after="0" w:before="0" w:line="240" w:lineRule="auto"/>
         <w:ind w:left="113" w:right="113"/>
       </w:pPr>
       <w:r>
@@ -525,7 +527,7 @@
           <w:right w:val="single" w:color="BFBFBF" w:sz="4" w:space="4"/>
         </w:pBdr>
         <w:shd w:fill="F4F4F4" w:color="auto" w:val="clear"/>
-        <w:spacing w:after="0" w:before="0" w:line="240"/>
+        <w:spacing w:after="0" w:before="0" w:line="240" w:lineRule="auto"/>
         <w:ind w:left="113" w:right="113"/>
       </w:pPr>
       <w:r>
@@ -547,7 +549,7 @@
           <w:right w:val="single" w:color="BFBFBF" w:sz="4" w:space="4"/>
         </w:pBdr>
         <w:shd w:fill="F4F4F4" w:color="auto" w:val="clear"/>
-        <w:spacing w:after="0" w:before="0" w:line="240"/>
+        <w:spacing w:after="0" w:before="0" w:line="240" w:lineRule="auto"/>
         <w:ind w:left="113" w:right="113"/>
       </w:pPr>
       <w:r>
@@ -569,7 +571,7 @@
           <w:right w:val="single" w:color="BFBFBF" w:sz="4" w:space="4"/>
         </w:pBdr>
         <w:shd w:fill="F4F4F4" w:color="auto" w:val="clear"/>
-        <w:spacing w:after="160" w:before="0" w:line="240"/>
+        <w:spacing w:after="160" w:before="0" w:line="240" w:lineRule="auto"/>
         <w:ind w:left="113" w:right="113"/>
       </w:pPr>
       <w:r>
@@ -583,7 +585,8 @@
     </w:p>
     <w:p>
       <w:pPr>
-        <w:spacing w:after="80"/>
+        <w:keepNext w:val="false"/>
+        <w:spacing w:after="80" w:before="0"/>
         <w:ind w:firstLine="709"/>
         <w:jc w:val="both"/>
       </w:pPr>
@@ -631,7 +634,7 @@
           <w:right w:val="single" w:color="BFBFBF" w:sz="4" w:space="4"/>
         </w:pBdr>
         <w:shd w:fill="F4F4F4" w:color="auto" w:val="clear"/>
-        <w:spacing w:after="0" w:before="60" w:line="240"/>
+        <w:spacing w:after="0" w:before="60" w:line="240" w:lineRule="auto"/>
         <w:ind w:left="113" w:right="113"/>
       </w:pPr>
       <w:r>
@@ -653,7 +656,7 @@
           <w:right w:val="single" w:color="BFBFBF" w:sz="4" w:space="4"/>
         </w:pBdr>
         <w:shd w:fill="F4F4F4" w:color="auto" w:val="clear"/>
-        <w:spacing w:after="0" w:before="0" w:line="240"/>
+        <w:spacing w:after="0" w:before="0" w:line="240" w:lineRule="auto"/>
         <w:ind w:left="113" w:right="113"/>
       </w:pPr>
       <w:r>
@@ -675,7 +678,7 @@
           <w:right w:val="single" w:color="BFBFBF" w:sz="4" w:space="4"/>
         </w:pBdr>
         <w:shd w:fill="F4F4F4" w:color="auto" w:val="clear"/>
-        <w:spacing w:after="0" w:before="0" w:line="240"/>
+        <w:spacing w:after="0" w:before="0" w:line="240" w:lineRule="auto"/>
         <w:ind w:left="113" w:right="113"/>
       </w:pPr>
       <w:r>
@@ -697,7 +700,7 @@
           <w:right w:val="single" w:color="BFBFBF" w:sz="4" w:space="4"/>
         </w:pBdr>
         <w:shd w:fill="F4F4F4" w:color="auto" w:val="clear"/>
-        <w:spacing w:after="0" w:before="0" w:line="240"/>
+        <w:spacing w:after="0" w:before="0" w:line="240" w:lineRule="auto"/>
         <w:ind w:left="113" w:right="113"/>
       </w:pPr>
       <w:r>
@@ -719,7 +722,7 @@
           <w:right w:val="single" w:color="BFBFBF" w:sz="4" w:space="4"/>
         </w:pBdr>
         <w:shd w:fill="F4F4F4" w:color="auto" w:val="clear"/>
-        <w:spacing w:after="0" w:before="0" w:line="240"/>
+        <w:spacing w:after="0" w:before="0" w:line="240" w:lineRule="auto"/>
         <w:ind w:left="113" w:right="113"/>
       </w:pPr>
       <w:r>
@@ -741,7 +744,7 @@
           <w:right w:val="single" w:color="BFBFBF" w:sz="4" w:space="4"/>
         </w:pBdr>
         <w:shd w:fill="F4F4F4" w:color="auto" w:val="clear"/>
-        <w:spacing w:after="0" w:before="0" w:line="240"/>
+        <w:spacing w:after="0" w:before="0" w:line="240" w:lineRule="auto"/>
         <w:ind w:left="113" w:right="113"/>
       </w:pPr>
       <w:r>
@@ -763,7 +766,7 @@
           <w:right w:val="single" w:color="BFBFBF" w:sz="4" w:space="4"/>
         </w:pBdr>
         <w:shd w:fill="F4F4F4" w:color="auto" w:val="clear"/>
-        <w:spacing w:after="0" w:before="0" w:line="240"/>
+        <w:spacing w:after="0" w:before="0" w:line="240" w:lineRule="auto"/>
         <w:ind w:left="113" w:right="113"/>
       </w:pPr>
       <w:r>
@@ -785,7 +788,7 @@
           <w:right w:val="single" w:color="BFBFBF" w:sz="4" w:space="4"/>
         </w:pBdr>
         <w:shd w:fill="F4F4F4" w:color="auto" w:val="clear"/>
-        <w:spacing w:after="0" w:before="0" w:line="240"/>
+        <w:spacing w:after="0" w:before="0" w:line="240" w:lineRule="auto"/>
         <w:ind w:left="113" w:right="113"/>
       </w:pPr>
       <w:r>
@@ -807,7 +810,7 @@
           <w:right w:val="single" w:color="BFBFBF" w:sz="4" w:space="4"/>
         </w:pBdr>
         <w:shd w:fill="F4F4F4" w:color="auto" w:val="clear"/>
-        <w:spacing w:after="0" w:before="0" w:line="240"/>
+        <w:spacing w:after="0" w:before="0" w:line="240" w:lineRule="auto"/>
         <w:ind w:left="113" w:right="113"/>
       </w:pPr>
       <w:r>
@@ -829,7 +832,7 @@
           <w:right w:val="single" w:color="BFBFBF" w:sz="4" w:space="4"/>
         </w:pBdr>
         <w:shd w:fill="F4F4F4" w:color="auto" w:val="clear"/>
-        <w:spacing w:after="160" w:before="0" w:line="240"/>
+        <w:spacing w:after="160" w:before="0" w:line="240" w:lineRule="auto"/>
         <w:ind w:left="113" w:right="113"/>
       </w:pPr>
       <w:r>
@@ -851,7 +854,7 @@
           <w:right w:val="single" w:color="BFBFBF" w:sz="4" w:space="4"/>
         </w:pBdr>
         <w:shd w:fill="F4F4F4" w:color="auto" w:val="clear"/>
-        <w:spacing w:after="0" w:before="60" w:line="240"/>
+        <w:spacing w:after="0" w:before="60" w:line="240" w:lineRule="auto"/>
         <w:ind w:left="113" w:right="113"/>
       </w:pPr>
       <w:r>
@@ -873,7 +876,7 @@
           <w:right w:val="single" w:color="BFBFBF" w:sz="4" w:space="4"/>
         </w:pBdr>
         <w:shd w:fill="F4F4F4" w:color="auto" w:val="clear"/>
-        <w:spacing w:after="0" w:before="0" w:line="240"/>
+        <w:spacing w:after="0" w:before="0" w:line="240" w:lineRule="auto"/>
         <w:ind w:left="113" w:right="113"/>
       </w:pPr>
       <w:r>
@@ -895,7 +898,7 @@
           <w:right w:val="single" w:color="BFBFBF" w:sz="4" w:space="4"/>
         </w:pBdr>
         <w:shd w:fill="F4F4F4" w:color="auto" w:val="clear"/>
-        <w:spacing w:after="0" w:before="0" w:line="240"/>
+        <w:spacing w:after="0" w:before="0" w:line="240" w:lineRule="auto"/>
         <w:ind w:left="113" w:right="113"/>
       </w:pPr>
       <w:r>
@@ -917,7 +920,7 @@
           <w:right w:val="single" w:color="BFBFBF" w:sz="4" w:space="4"/>
         </w:pBdr>
         <w:shd w:fill="F4F4F4" w:color="auto" w:val="clear"/>
-        <w:spacing w:after="0" w:before="0" w:line="240"/>
+        <w:spacing w:after="0" w:before="0" w:line="240" w:lineRule="auto"/>
         <w:ind w:left="113" w:right="113"/>
       </w:pPr>
       <w:r>
@@ -939,7 +942,7 @@
           <w:right w:val="single" w:color="BFBFBF" w:sz="4" w:space="4"/>
         </w:pBdr>
         <w:shd w:fill="F4F4F4" w:color="auto" w:val="clear"/>
-        <w:spacing w:after="0" w:before="0" w:line="240"/>
+        <w:spacing w:after="0" w:before="0" w:line="240" w:lineRule="auto"/>
         <w:ind w:left="113" w:right="113"/>
       </w:pPr>
       <w:r>
@@ -961,7 +964,7 @@
           <w:right w:val="single" w:color="BFBFBF" w:sz="4" w:space="4"/>
         </w:pBdr>
         <w:shd w:fill="F4F4F4" w:color="auto" w:val="clear"/>
-        <w:spacing w:after="0" w:before="0" w:line="240"/>
+        <w:spacing w:after="0" w:before="0" w:line="240" w:lineRule="auto"/>
         <w:ind w:left="113" w:right="113"/>
       </w:pPr>
       <w:r>
@@ -983,7 +986,7 @@
           <w:right w:val="single" w:color="BFBFBF" w:sz="4" w:space="4"/>
         </w:pBdr>
         <w:shd w:fill="F4F4F4" w:color="auto" w:val="clear"/>
-        <w:spacing w:after="0" w:before="0" w:line="240"/>
+        <w:spacing w:after="0" w:before="0" w:line="240" w:lineRule="auto"/>
         <w:ind w:left="113" w:right="113"/>
       </w:pPr>
       <w:r>
@@ -1005,7 +1008,7 @@
           <w:right w:val="single" w:color="BFBFBF" w:sz="4" w:space="4"/>
         </w:pBdr>
         <w:shd w:fill="F4F4F4" w:color="auto" w:val="clear"/>
-        <w:spacing w:after="0" w:before="0" w:line="240"/>
+        <w:spacing w:after="0" w:before="0" w:line="240" w:lineRule="auto"/>
         <w:ind w:left="113" w:right="113"/>
       </w:pPr>
       <w:r>
@@ -1027,7 +1030,7 @@
           <w:right w:val="single" w:color="BFBFBF" w:sz="4" w:space="4"/>
         </w:pBdr>
         <w:shd w:fill="F4F4F4" w:color="auto" w:val="clear"/>
-        <w:spacing w:after="0" w:before="0" w:line="240"/>
+        <w:spacing w:after="0" w:before="0" w:line="240" w:lineRule="auto"/>
         <w:ind w:left="113" w:right="113"/>
       </w:pPr>
       <w:r>
@@ -1049,7 +1052,7 @@
           <w:right w:val="single" w:color="BFBFBF" w:sz="4" w:space="4"/>
         </w:pBdr>
         <w:shd w:fill="F4F4F4" w:color="auto" w:val="clear"/>
-        <w:spacing w:after="0" w:before="0" w:line="240"/>
+        <w:spacing w:after="0" w:before="0" w:line="240" w:lineRule="auto"/>
         <w:ind w:left="113" w:right="113"/>
       </w:pPr>
       <w:r>
@@ -1071,7 +1074,7 @@
           <w:right w:val="single" w:color="BFBFBF" w:sz="4" w:space="4"/>
         </w:pBdr>
         <w:shd w:fill="F4F4F4" w:color="auto" w:val="clear"/>
-        <w:spacing w:after="0" w:before="0" w:line="240"/>
+        <w:spacing w:after="0" w:before="0" w:line="240" w:lineRule="auto"/>
         <w:ind w:left="113" w:right="113"/>
       </w:pPr>
       <w:r>
@@ -1093,7 +1096,7 @@
           <w:right w:val="single" w:color="BFBFBF" w:sz="4" w:space="4"/>
         </w:pBdr>
         <w:shd w:fill="F4F4F4" w:color="auto" w:val="clear"/>
-        <w:spacing w:after="0" w:before="0" w:line="240"/>
+        <w:spacing w:after="0" w:before="0" w:line="240" w:lineRule="auto"/>
         <w:ind w:left="113" w:right="113"/>
       </w:pPr>
       <w:r>
@@ -1115,7 +1118,7 @@
           <w:right w:val="single" w:color="BFBFBF" w:sz="4" w:space="4"/>
         </w:pBdr>
         <w:shd w:fill="F4F4F4" w:color="auto" w:val="clear"/>
-        <w:spacing w:after="160" w:before="0" w:line="240"/>
+        <w:spacing w:after="160" w:before="0" w:line="240" w:lineRule="auto"/>
         <w:ind w:left="113" w:right="113"/>
       </w:pPr>
       <w:r>
@@ -1207,7 +1210,7 @@
           <w:right w:val="single" w:color="BFBFBF" w:sz="4" w:space="4"/>
         </w:pBdr>
         <w:shd w:fill="F4F4F4" w:color="auto" w:val="clear"/>
-        <w:spacing w:after="0" w:before="60" w:line="240"/>
+        <w:spacing w:after="0" w:before="60" w:line="240" w:lineRule="auto"/>
         <w:ind w:left="113" w:right="113"/>
       </w:pPr>
       <w:r>
@@ -1229,7 +1232,7 @@
           <w:right w:val="single" w:color="BFBFBF" w:sz="4" w:space="4"/>
         </w:pBdr>
         <w:shd w:fill="F4F4F4" w:color="auto" w:val="clear"/>
-        <w:spacing w:after="0" w:before="0" w:line="240"/>
+        <w:spacing w:after="0" w:before="0" w:line="240" w:lineRule="auto"/>
         <w:ind w:left="113" w:right="113"/>
       </w:pPr>
       <w:r>
@@ -1251,7 +1254,7 @@
           <w:right w:val="single" w:color="BFBFBF" w:sz="4" w:space="4"/>
         </w:pBdr>
         <w:shd w:fill="F4F4F4" w:color="auto" w:val="clear"/>
-        <w:spacing w:after="0" w:before="0" w:line="240"/>
+        <w:spacing w:after="0" w:before="0" w:line="240" w:lineRule="auto"/>
         <w:ind w:left="113" w:right="113"/>
       </w:pPr>
       <w:r>
@@ -1273,7 +1276,7 @@
           <w:right w:val="single" w:color="BFBFBF" w:sz="4" w:space="4"/>
         </w:pBdr>
         <w:shd w:fill="F4F4F4" w:color="auto" w:val="clear"/>
-        <w:spacing w:after="0" w:before="0" w:line="240"/>
+        <w:spacing w:after="0" w:before="0" w:line="240" w:lineRule="auto"/>
         <w:ind w:left="113" w:right="113"/>
       </w:pPr>
       <w:r>
@@ -1295,7 +1298,7 @@
           <w:right w:val="single" w:color="BFBFBF" w:sz="4" w:space="4"/>
         </w:pBdr>
         <w:shd w:fill="F4F4F4" w:color="auto" w:val="clear"/>
-        <w:spacing w:after="0" w:before="0" w:line="240"/>
+        <w:spacing w:after="0" w:before="0" w:line="240" w:lineRule="auto"/>
         <w:ind w:left="113" w:right="113"/>
       </w:pPr>
       <w:r>
@@ -1317,7 +1320,7 @@
           <w:right w:val="single" w:color="BFBFBF" w:sz="4" w:space="4"/>
         </w:pBdr>
         <w:shd w:fill="F4F4F4" w:color="auto" w:val="clear"/>
-        <w:spacing w:after="0" w:before="0" w:line="240"/>
+        <w:spacing w:after="0" w:before="0" w:line="240" w:lineRule="auto"/>
         <w:ind w:left="113" w:right="113"/>
       </w:pPr>
       <w:r>
@@ -1339,7 +1342,7 @@
           <w:right w:val="single" w:color="BFBFBF" w:sz="4" w:space="4"/>
         </w:pBdr>
         <w:shd w:fill="F4F4F4" w:color="auto" w:val="clear"/>
-        <w:spacing w:after="0" w:before="0" w:line="240"/>
+        <w:spacing w:after="0" w:before="0" w:line="240" w:lineRule="auto"/>
         <w:ind w:left="113" w:right="113"/>
       </w:pPr>
       <w:r>
@@ -1361,7 +1364,7 @@
           <w:right w:val="single" w:color="BFBFBF" w:sz="4" w:space="4"/>
         </w:pBdr>
         <w:shd w:fill="F4F4F4" w:color="auto" w:val="clear"/>
-        <w:spacing w:after="0" w:before="0" w:line="240"/>
+        <w:spacing w:after="0" w:before="0" w:line="240" w:lineRule="auto"/>
         <w:ind w:left="113" w:right="113"/>
       </w:pPr>
       <w:r>
@@ -1383,7 +1386,7 @@
           <w:right w:val="single" w:color="BFBFBF" w:sz="4" w:space="4"/>
         </w:pBdr>
         <w:shd w:fill="F4F4F4" w:color="auto" w:val="clear"/>
-        <w:spacing w:after="0" w:before="0" w:line="240"/>
+        <w:spacing w:after="0" w:before="0" w:line="240" w:lineRule="auto"/>
         <w:ind w:left="113" w:right="113"/>
       </w:pPr>
       <w:r>
@@ -1405,7 +1408,7 @@
           <w:right w:val="single" w:color="BFBFBF" w:sz="4" w:space="4"/>
         </w:pBdr>
         <w:shd w:fill="F4F4F4" w:color="auto" w:val="clear"/>
-        <w:spacing w:after="0" w:before="0" w:line="240"/>
+        <w:spacing w:after="0" w:before="0" w:line="240" w:lineRule="auto"/>
         <w:ind w:left="113" w:right="113"/>
       </w:pPr>
       <w:r>
@@ -1427,7 +1430,7 @@
           <w:right w:val="single" w:color="BFBFBF" w:sz="4" w:space="4"/>
         </w:pBdr>
         <w:shd w:fill="F4F4F4" w:color="auto" w:val="clear"/>
-        <w:spacing w:after="0" w:before="0" w:line="240"/>
+        <w:spacing w:after="0" w:before="0" w:line="240" w:lineRule="auto"/>
         <w:ind w:left="113" w:right="113"/>
       </w:pPr>
       <w:r>
@@ -1449,7 +1452,7 @@
           <w:right w:val="single" w:color="BFBFBF" w:sz="4" w:space="4"/>
         </w:pBdr>
         <w:shd w:fill="F4F4F4" w:color="auto" w:val="clear"/>
-        <w:spacing w:after="0" w:before="0" w:line="240"/>
+        <w:spacing w:after="0" w:before="0" w:line="240" w:lineRule="auto"/>
         <w:ind w:left="113" w:right="113"/>
       </w:pPr>
       <w:r>
@@ -1471,7 +1474,7 @@
           <w:right w:val="single" w:color="BFBFBF" w:sz="4" w:space="4"/>
         </w:pBdr>
         <w:shd w:fill="F4F4F4" w:color="auto" w:val="clear"/>
-        <w:spacing w:after="0" w:before="0" w:line="240"/>
+        <w:spacing w:after="0" w:before="0" w:line="240" w:lineRule="auto"/>
         <w:ind w:left="113" w:right="113"/>
       </w:pPr>
       <w:r>
@@ -1493,7 +1496,7 @@
           <w:right w:val="single" w:color="BFBFBF" w:sz="4" w:space="4"/>
         </w:pBdr>
         <w:shd w:fill="F4F4F4" w:color="auto" w:val="clear"/>
-        <w:spacing w:after="0" w:before="0" w:line="240"/>
+        <w:spacing w:after="0" w:before="0" w:line="240" w:lineRule="auto"/>
         <w:ind w:left="113" w:right="113"/>
       </w:pPr>
       <w:r>
@@ -1515,7 +1518,7 @@
           <w:right w:val="single" w:color="BFBFBF" w:sz="4" w:space="4"/>
         </w:pBdr>
         <w:shd w:fill="F4F4F4" w:color="auto" w:val="clear"/>
-        <w:spacing w:after="0" w:before="0" w:line="240"/>
+        <w:spacing w:after="0" w:before="0" w:line="240" w:lineRule="auto"/>
         <w:ind w:left="113" w:right="113"/>
       </w:pPr>
       <w:r>
@@ -1537,7 +1540,7 @@
           <w:right w:val="single" w:color="BFBFBF" w:sz="4" w:space="4"/>
         </w:pBdr>
         <w:shd w:fill="F4F4F4" w:color="auto" w:val="clear"/>
-        <w:spacing w:after="0" w:before="0" w:line="240"/>
+        <w:spacing w:after="0" w:before="0" w:line="240" w:lineRule="auto"/>
         <w:ind w:left="113" w:right="113"/>
       </w:pPr>
       <w:r>
@@ -1559,7 +1562,7 @@
           <w:right w:val="single" w:color="BFBFBF" w:sz="4" w:space="4"/>
         </w:pBdr>
         <w:shd w:fill="F4F4F4" w:color="auto" w:val="clear"/>
-        <w:spacing w:after="0" w:before="0" w:line="240"/>
+        <w:spacing w:after="0" w:before="0" w:line="240" w:lineRule="auto"/>
         <w:ind w:left="113" w:right="113"/>
       </w:pPr>
       <w:r>
@@ -1581,7 +1584,7 @@
           <w:right w:val="single" w:color="BFBFBF" w:sz="4" w:space="4"/>
         </w:pBdr>
         <w:shd w:fill="F4F4F4" w:color="auto" w:val="clear"/>
-        <w:spacing w:after="0" w:before="0" w:line="240"/>
+        <w:spacing w:after="0" w:before="0" w:line="240" w:lineRule="auto"/>
         <w:ind w:left="113" w:right="113"/>
       </w:pPr>
       <w:r>
@@ -1603,7 +1606,7 @@
           <w:right w:val="single" w:color="BFBFBF" w:sz="4" w:space="4"/>
         </w:pBdr>
         <w:shd w:fill="F4F4F4" w:color="auto" w:val="clear"/>
-        <w:spacing w:after="0" w:before="0" w:line="240"/>
+        <w:spacing w:after="0" w:before="0" w:line="240" w:lineRule="auto"/>
         <w:ind w:left="113" w:right="113"/>
       </w:pPr>
       <w:r>
@@ -1625,7 +1628,7 @@
           <w:right w:val="single" w:color="BFBFBF" w:sz="4" w:space="4"/>
         </w:pBdr>
         <w:shd w:fill="F4F4F4" w:color="auto" w:val="clear"/>
-        <w:spacing w:after="160" w:before="0" w:line="240"/>
+        <w:spacing w:after="160" w:before="0" w:line="240" w:lineRule="auto"/>
         <w:ind w:left="113" w:right="113"/>
       </w:pPr>
       <w:r>
@@ -1647,7 +1650,7 @@
           <w:right w:val="single" w:color="BFBFBF" w:sz="4" w:space="4"/>
         </w:pBdr>
         <w:shd w:fill="F4F4F4" w:color="auto" w:val="clear"/>
-        <w:spacing w:after="0" w:before="60" w:line="240"/>
+        <w:spacing w:after="0" w:before="60" w:line="240" w:lineRule="auto"/>
         <w:ind w:left="113" w:right="113"/>
       </w:pPr>
       <w:r>
@@ -1669,7 +1672,7 @@
           <w:right w:val="single" w:color="BFBFBF" w:sz="4" w:space="4"/>
         </w:pBdr>
         <w:shd w:fill="F4F4F4" w:color="auto" w:val="clear"/>
-        <w:spacing w:after="0" w:before="0" w:line="240"/>
+        <w:spacing w:after="0" w:before="0" w:line="240" w:lineRule="auto"/>
         <w:ind w:left="113" w:right="113"/>
       </w:pPr>
       <w:r>
@@ -1691,7 +1694,7 @@
           <w:right w:val="single" w:color="BFBFBF" w:sz="4" w:space="4"/>
         </w:pBdr>
         <w:shd w:fill="F4F4F4" w:color="auto" w:val="clear"/>
-        <w:spacing w:after="0" w:before="0" w:line="240"/>
+        <w:spacing w:after="0" w:before="0" w:line="240" w:lineRule="auto"/>
         <w:ind w:left="113" w:right="113"/>
       </w:pPr>
       <w:r>
@@ -1713,7 +1716,7 @@
           <w:right w:val="single" w:color="BFBFBF" w:sz="4" w:space="4"/>
         </w:pBdr>
         <w:shd w:fill="F4F4F4" w:color="auto" w:val="clear"/>
-        <w:spacing w:after="0" w:before="0" w:line="240"/>
+        <w:spacing w:after="0" w:before="0" w:line="240" w:lineRule="auto"/>
         <w:ind w:left="113" w:right="113"/>
       </w:pPr>
       <w:r>
@@ -1735,7 +1738,7 @@
           <w:right w:val="single" w:color="BFBFBF" w:sz="4" w:space="4"/>
         </w:pBdr>
         <w:shd w:fill="F4F4F4" w:color="auto" w:val="clear"/>
-        <w:spacing w:after="0" w:before="0" w:line="240"/>
+        <w:spacing w:after="0" w:before="0" w:line="240" w:lineRule="auto"/>
         <w:ind w:left="113" w:right="113"/>
       </w:pPr>
       <w:r>
@@ -1757,7 +1760,7 @@
           <w:right w:val="single" w:color="BFBFBF" w:sz="4" w:space="4"/>
         </w:pBdr>
         <w:shd w:fill="F4F4F4" w:color="auto" w:val="clear"/>
-        <w:spacing w:after="0" w:before="0" w:line="240"/>
+        <w:spacing w:after="0" w:before="0" w:line="240" w:lineRule="auto"/>
         <w:ind w:left="113" w:right="113"/>
       </w:pPr>
       <w:r>
@@ -1779,7 +1782,7 @@
           <w:right w:val="single" w:color="BFBFBF" w:sz="4" w:space="4"/>
         </w:pBdr>
         <w:shd w:fill="F4F4F4" w:color="auto" w:val="clear"/>
-        <w:spacing w:after="0" w:before="0" w:line="240"/>
+        <w:spacing w:after="0" w:before="0" w:line="240" w:lineRule="auto"/>
         <w:ind w:left="113" w:right="113"/>
       </w:pPr>
       <w:r>
@@ -1801,7 +1804,7 @@
           <w:right w:val="single" w:color="BFBFBF" w:sz="4" w:space="4"/>
         </w:pBdr>
         <w:shd w:fill="F4F4F4" w:color="auto" w:val="clear"/>
-        <w:spacing w:after="0" w:before="0" w:line="240"/>
+        <w:spacing w:after="0" w:before="0" w:line="240" w:lineRule="auto"/>
         <w:ind w:left="113" w:right="113"/>
       </w:pPr>
       <w:r>
@@ -1823,7 +1826,7 @@
           <w:right w:val="single" w:color="BFBFBF" w:sz="4" w:space="4"/>
         </w:pBdr>
         <w:shd w:fill="F4F4F4" w:color="auto" w:val="clear"/>
-        <w:spacing w:after="0" w:before="0" w:line="240"/>
+        <w:spacing w:after="0" w:before="0" w:line="240" w:lineRule="auto"/>
         <w:ind w:left="113" w:right="113"/>
       </w:pPr>
       <w:r>
@@ -1845,7 +1848,7 @@
           <w:right w:val="single" w:color="BFBFBF" w:sz="4" w:space="4"/>
         </w:pBdr>
         <w:shd w:fill="F4F4F4" w:color="auto" w:val="clear"/>
-        <w:spacing w:after="160" w:before="0" w:line="240"/>
+        <w:spacing w:after="160" w:before="0" w:line="240" w:lineRule="auto"/>
         <w:ind w:left="113" w:right="113"/>
       </w:pPr>
       <w:r>
@@ -1867,7 +1870,7 @@
           <w:right w:val="single" w:color="BFBFBF" w:sz="4" w:space="4"/>
         </w:pBdr>
         <w:shd w:fill="F4F4F4" w:color="auto" w:val="clear"/>
-        <w:spacing w:after="0" w:before="60" w:line="240"/>
+        <w:spacing w:after="0" w:before="60" w:line="240" w:lineRule="auto"/>
         <w:ind w:left="113" w:right="113"/>
       </w:pPr>
       <w:r>
@@ -1889,7 +1892,7 @@
           <w:right w:val="single" w:color="BFBFBF" w:sz="4" w:space="4"/>
         </w:pBdr>
         <w:shd w:fill="F4F4F4" w:color="auto" w:val="clear"/>
-        <w:spacing w:after="0" w:before="0" w:line="240"/>
+        <w:spacing w:after="0" w:before="0" w:line="240" w:lineRule="auto"/>
         <w:ind w:left="113" w:right="113"/>
       </w:pPr>
       <w:r>
@@ -1911,7 +1914,7 @@
           <w:right w:val="single" w:color="BFBFBF" w:sz="4" w:space="4"/>
         </w:pBdr>
         <w:shd w:fill="F4F4F4" w:color="auto" w:val="clear"/>
-        <w:spacing w:after="0" w:before="0" w:line="240"/>
+        <w:spacing w:after="0" w:before="0" w:line="240" w:lineRule="auto"/>
         <w:ind w:left="113" w:right="113"/>
       </w:pPr>
       <w:r>
@@ -1933,7 +1936,7 @@
           <w:right w:val="single" w:color="BFBFBF" w:sz="4" w:space="4"/>
         </w:pBdr>
         <w:shd w:fill="F4F4F4" w:color="auto" w:val="clear"/>
-        <w:spacing w:after="0" w:before="0" w:line="240"/>
+        <w:spacing w:after="0" w:before="0" w:line="240" w:lineRule="auto"/>
         <w:ind w:left="113" w:right="113"/>
       </w:pPr>
       <w:r>
@@ -1955,7 +1958,7 @@
           <w:right w:val="single" w:color="BFBFBF" w:sz="4" w:space="4"/>
         </w:pBdr>
         <w:shd w:fill="F4F4F4" w:color="auto" w:val="clear"/>
-        <w:spacing w:after="0" w:before="0" w:line="240"/>
+        <w:spacing w:after="0" w:before="0" w:line="240" w:lineRule="auto"/>
         <w:ind w:left="113" w:right="113"/>
       </w:pPr>
       <w:r>
@@ -1977,7 +1980,7 @@
           <w:right w:val="single" w:color="BFBFBF" w:sz="4" w:space="4"/>
         </w:pBdr>
         <w:shd w:fill="F4F4F4" w:color="auto" w:val="clear"/>
-        <w:spacing w:after="0" w:before="0" w:line="240"/>
+        <w:spacing w:after="0" w:before="0" w:line="240" w:lineRule="auto"/>
         <w:ind w:left="113" w:right="113"/>
       </w:pPr>
       <w:r>
@@ -1999,7 +2002,7 @@
           <w:right w:val="single" w:color="BFBFBF" w:sz="4" w:space="4"/>
         </w:pBdr>
         <w:shd w:fill="F4F4F4" w:color="auto" w:val="clear"/>
-        <w:spacing w:after="0" w:before="0" w:line="240"/>
+        <w:spacing w:after="0" w:before="0" w:line="240" w:lineRule="auto"/>
         <w:ind w:left="113" w:right="113"/>
       </w:pPr>
       <w:r>
@@ -2021,7 +2024,7 @@
           <w:right w:val="single" w:color="BFBFBF" w:sz="4" w:space="4"/>
         </w:pBdr>
         <w:shd w:fill="F4F4F4" w:color="auto" w:val="clear"/>
-        <w:spacing w:after="0" w:before="0" w:line="240"/>
+        <w:spacing w:after="0" w:before="0" w:line="240" w:lineRule="auto"/>
         <w:ind w:left="113" w:right="113"/>
       </w:pPr>
       <w:r>
@@ -2043,7 +2046,7 @@
           <w:right w:val="single" w:color="BFBFBF" w:sz="4" w:space="4"/>
         </w:pBdr>
         <w:shd w:fill="F4F4F4" w:color="auto" w:val="clear"/>
-        <w:spacing w:after="0" w:before="0" w:line="240"/>
+        <w:spacing w:after="0" w:before="0" w:line="240" w:lineRule="auto"/>
         <w:ind w:left="113" w:right="113"/>
       </w:pPr>
       <w:r>
@@ -2065,7 +2068,7 @@
           <w:right w:val="single" w:color="BFBFBF" w:sz="4" w:space="4"/>
         </w:pBdr>
         <w:shd w:fill="F4F4F4" w:color="auto" w:val="clear"/>
-        <w:spacing w:after="0" w:before="0" w:line="240"/>
+        <w:spacing w:after="0" w:before="0" w:line="240" w:lineRule="auto"/>
         <w:ind w:left="113" w:right="113"/>
       </w:pPr>
       <w:r>
@@ -2087,7 +2090,7 @@
           <w:right w:val="single" w:color="BFBFBF" w:sz="4" w:space="4"/>
         </w:pBdr>
         <w:shd w:fill="F4F4F4" w:color="auto" w:val="clear"/>
-        <w:spacing w:after="0" w:before="0" w:line="240"/>
+        <w:spacing w:after="0" w:before="0" w:line="240" w:lineRule="auto"/>
         <w:ind w:left="113" w:right="113"/>
       </w:pPr>
       <w:r>
@@ -2109,7 +2112,7 @@
           <w:right w:val="single" w:color="BFBFBF" w:sz="4" w:space="4"/>
         </w:pBdr>
         <w:shd w:fill="F4F4F4" w:color="auto" w:val="clear"/>
-        <w:spacing w:after="0" w:before="0" w:line="240"/>
+        <w:spacing w:after="0" w:before="0" w:line="240" w:lineRule="auto"/>
         <w:ind w:left="113" w:right="113"/>
       </w:pPr>
       <w:r>
@@ -2131,7 +2134,7 @@
           <w:right w:val="single" w:color="BFBFBF" w:sz="4" w:space="4"/>
         </w:pBdr>
         <w:shd w:fill="F4F4F4" w:color="auto" w:val="clear"/>
-        <w:spacing w:after="160" w:before="0" w:line="240"/>
+        <w:spacing w:after="160" w:before="0" w:line="240" w:lineRule="auto"/>
         <w:ind w:left="113" w:right="113"/>
       </w:pPr>
       <w:r>
@@ -2215,7 +2218,8 @@
     </w:p>
     <w:p>
       <w:pPr>
-        <w:spacing w:after="80"/>
+        <w:keepNext w:val="false"/>
+        <w:spacing w:after="80" w:before="0"/>
         <w:ind w:firstLine="709"/>
         <w:jc w:val="both"/>
       </w:pPr>
@@ -2244,7 +2248,7 @@
           <w:right w:val="single" w:color="BFBFBF" w:sz="4" w:space="4"/>
         </w:pBdr>
         <w:shd w:fill="F4F4F4" w:color="auto" w:val="clear"/>
-        <w:spacing w:after="0" w:before="60" w:line="240"/>
+        <w:spacing w:after="0" w:before="60" w:line="240" w:lineRule="auto"/>
         <w:ind w:left="113" w:right="113"/>
       </w:pPr>
       <w:r>
@@ -2266,7 +2270,7 @@
           <w:right w:val="single" w:color="BFBFBF" w:sz="4" w:space="4"/>
         </w:pBdr>
         <w:shd w:fill="F4F4F4" w:color="auto" w:val="clear"/>
-        <w:spacing w:after="0" w:before="0" w:line="240"/>
+        <w:spacing w:after="0" w:before="0" w:line="240" w:lineRule="auto"/>
         <w:ind w:left="113" w:right="113"/>
       </w:pPr>
       <w:r>
@@ -2288,7 +2292,7 @@
           <w:right w:val="single" w:color="BFBFBF" w:sz="4" w:space="4"/>
         </w:pBdr>
         <w:shd w:fill="F4F4F4" w:color="auto" w:val="clear"/>
-        <w:spacing w:after="0" w:before="0" w:line="240"/>
+        <w:spacing w:after="0" w:before="0" w:line="240" w:lineRule="auto"/>
         <w:ind w:left="113" w:right="113"/>
       </w:pPr>
       <w:r>
@@ -2310,7 +2314,7 @@
           <w:right w:val="single" w:color="BFBFBF" w:sz="4" w:space="4"/>
         </w:pBdr>
         <w:shd w:fill="F4F4F4" w:color="auto" w:val="clear"/>
-        <w:spacing w:after="0" w:before="0" w:line="240"/>
+        <w:spacing w:after="0" w:before="0" w:line="240" w:lineRule="auto"/>
         <w:ind w:left="113" w:right="113"/>
       </w:pPr>
       <w:r>
@@ -2332,7 +2336,7 @@
           <w:right w:val="single" w:color="BFBFBF" w:sz="4" w:space="4"/>
         </w:pBdr>
         <w:shd w:fill="F4F4F4" w:color="auto" w:val="clear"/>
-        <w:spacing w:after="0" w:before="0" w:line="240"/>
+        <w:spacing w:after="0" w:before="0" w:line="240" w:lineRule="auto"/>
         <w:ind w:left="113" w:right="113"/>
       </w:pPr>
       <w:r>
@@ -2354,7 +2358,7 @@
           <w:right w:val="single" w:color="BFBFBF" w:sz="4" w:space="4"/>
         </w:pBdr>
         <w:shd w:fill="F4F4F4" w:color="auto" w:val="clear"/>
-        <w:spacing w:after="0" w:before="0" w:line="240"/>
+        <w:spacing w:after="0" w:before="0" w:line="240" w:lineRule="auto"/>
         <w:ind w:left="113" w:right="113"/>
       </w:pPr>
       <w:r>
@@ -2376,7 +2380,7 @@
           <w:right w:val="single" w:color="BFBFBF" w:sz="4" w:space="4"/>
         </w:pBdr>
         <w:shd w:fill="F4F4F4" w:color="auto" w:val="clear"/>
-        <w:spacing w:after="0" w:before="0" w:line="240"/>
+        <w:spacing w:after="0" w:before="0" w:line="240" w:lineRule="auto"/>
         <w:ind w:left="113" w:right="113"/>
       </w:pPr>
       <w:r>
@@ -2398,7 +2402,7 @@
           <w:right w:val="single" w:color="BFBFBF" w:sz="4" w:space="4"/>
         </w:pBdr>
         <w:shd w:fill="F4F4F4" w:color="auto" w:val="clear"/>
-        <w:spacing w:after="0" w:before="0" w:line="240"/>
+        <w:spacing w:after="0" w:before="0" w:line="240" w:lineRule="auto"/>
         <w:ind w:left="113" w:right="113"/>
       </w:pPr>
       <w:r>
@@ -2420,7 +2424,7 @@
           <w:right w:val="single" w:color="BFBFBF" w:sz="4" w:space="4"/>
         </w:pBdr>
         <w:shd w:fill="F4F4F4" w:color="auto" w:val="clear"/>
-        <w:spacing w:after="0" w:before="0" w:line="240"/>
+        <w:spacing w:after="0" w:before="0" w:line="240" w:lineRule="auto"/>
         <w:ind w:left="113" w:right="113"/>
       </w:pPr>
       <w:r>
@@ -2442,7 +2446,7 @@
           <w:right w:val="single" w:color="BFBFBF" w:sz="4" w:space="4"/>
         </w:pBdr>
         <w:shd w:fill="F4F4F4" w:color="auto" w:val="clear"/>
-        <w:spacing w:after="0" w:before="0" w:line="240"/>
+        <w:spacing w:after="0" w:before="0" w:line="240" w:lineRule="auto"/>
         <w:ind w:left="113" w:right="113"/>
       </w:pPr>
       <w:r>
@@ -2464,7 +2468,7 @@
           <w:right w:val="single" w:color="BFBFBF" w:sz="4" w:space="4"/>
         </w:pBdr>
         <w:shd w:fill="F4F4F4" w:color="auto" w:val="clear"/>
-        <w:spacing w:after="0" w:before="0" w:line="240"/>
+        <w:spacing w:after="0" w:before="0" w:line="240" w:lineRule="auto"/>
         <w:ind w:left="113" w:right="113"/>
       </w:pPr>
       <w:r>
@@ -2486,7 +2490,7 @@
           <w:right w:val="single" w:color="BFBFBF" w:sz="4" w:space="4"/>
         </w:pBdr>
         <w:shd w:fill="F4F4F4" w:color="auto" w:val="clear"/>
-        <w:spacing w:after="0" w:before="0" w:line="240"/>
+        <w:spacing w:after="0" w:before="0" w:line="240" w:lineRule="auto"/>
         <w:ind w:left="113" w:right="113"/>
       </w:pPr>
       <w:r>
@@ -2508,7 +2512,7 @@
           <w:right w:val="single" w:color="BFBFBF" w:sz="4" w:space="4"/>
         </w:pBdr>
         <w:shd w:fill="F4F4F4" w:color="auto" w:val="clear"/>
-        <w:spacing w:after="0" w:before="0" w:line="240"/>
+        <w:spacing w:after="0" w:before="0" w:line="240" w:lineRule="auto"/>
         <w:ind w:left="113" w:right="113"/>
       </w:pPr>
       <w:r>
@@ -2530,7 +2534,7 @@
           <w:right w:val="single" w:color="BFBFBF" w:sz="4" w:space="4"/>
         </w:pBdr>
         <w:shd w:fill="F4F4F4" w:color="auto" w:val="clear"/>
-        <w:spacing w:after="0" w:before="0" w:line="240"/>
+        <w:spacing w:after="0" w:before="0" w:line="240" w:lineRule="auto"/>
         <w:ind w:left="113" w:right="113"/>
       </w:pPr>
       <w:r>
@@ -2552,7 +2556,7 @@
           <w:right w:val="single" w:color="BFBFBF" w:sz="4" w:space="4"/>
         </w:pBdr>
         <w:shd w:fill="F4F4F4" w:color="auto" w:val="clear"/>
-        <w:spacing w:after="0" w:before="0" w:line="240"/>
+        <w:spacing w:after="0" w:before="0" w:line="240" w:lineRule="auto"/>
         <w:ind w:left="113" w:right="113"/>
       </w:pPr>
       <w:r>
@@ -2574,7 +2578,7 @@
           <w:right w:val="single" w:color="BFBFBF" w:sz="4" w:space="4"/>
         </w:pBdr>
         <w:shd w:fill="F4F4F4" w:color="auto" w:val="clear"/>
-        <w:spacing w:after="0" w:before="0" w:line="240"/>
+        <w:spacing w:after="0" w:before="0" w:line="240" w:lineRule="auto"/>
         <w:ind w:left="113" w:right="113"/>
       </w:pPr>
       <w:r>
@@ -2596,7 +2600,7 @@
           <w:right w:val="single" w:color="BFBFBF" w:sz="4" w:space="4"/>
         </w:pBdr>
         <w:shd w:fill="F4F4F4" w:color="auto" w:val="clear"/>
-        <w:spacing w:after="0" w:before="0" w:line="240"/>
+        <w:spacing w:after="0" w:before="0" w:line="240" w:lineRule="auto"/>
         <w:ind w:left="113" w:right="113"/>
       </w:pPr>
       <w:r>
@@ -2618,7 +2622,7 @@
           <w:right w:val="single" w:color="BFBFBF" w:sz="4" w:space="4"/>
         </w:pBdr>
         <w:shd w:fill="F4F4F4" w:color="auto" w:val="clear"/>
-        <w:spacing w:after="0" w:before="0" w:line="240"/>
+        <w:spacing w:after="0" w:before="0" w:line="240" w:lineRule="auto"/>
         <w:ind w:left="113" w:right="113"/>
       </w:pPr>
       <w:r>
@@ -2640,7 +2644,7 @@
           <w:right w:val="single" w:color="BFBFBF" w:sz="4" w:space="4"/>
         </w:pBdr>
         <w:shd w:fill="F4F4F4" w:color="auto" w:val="clear"/>
-        <w:spacing w:after="160" w:before="0" w:line="240"/>
+        <w:spacing w:after="160" w:before="0" w:line="240" w:lineRule="auto"/>
         <w:ind w:left="113" w:right="113"/>
       </w:pPr>
       <w:r>
@@ -2662,7 +2666,7 @@
           <w:right w:val="single" w:color="BFBFBF" w:sz="4" w:space="4"/>
         </w:pBdr>
         <w:shd w:fill="F4F4F4" w:color="auto" w:val="clear"/>
-        <w:spacing w:after="0" w:before="60" w:line="240"/>
+        <w:spacing w:after="0" w:before="60" w:line="240" w:lineRule="auto"/>
         <w:ind w:left="113" w:right="113"/>
       </w:pPr>
       <w:r>
@@ -2684,7 +2688,7 @@
           <w:right w:val="single" w:color="BFBFBF" w:sz="4" w:space="4"/>
         </w:pBdr>
         <w:shd w:fill="F4F4F4" w:color="auto" w:val="clear"/>
-        <w:spacing w:after="0" w:before="0" w:line="240"/>
+        <w:spacing w:after="0" w:before="0" w:line="240" w:lineRule="auto"/>
         <w:ind w:left="113" w:right="113"/>
       </w:pPr>
       <w:r>
@@ -2706,7 +2710,7 @@
           <w:right w:val="single" w:color="BFBFBF" w:sz="4" w:space="4"/>
         </w:pBdr>
         <w:shd w:fill="F4F4F4" w:color="auto" w:val="clear"/>
-        <w:spacing w:after="0" w:before="0" w:line="240"/>
+        <w:spacing w:after="0" w:before="0" w:line="240" w:lineRule="auto"/>
         <w:ind w:left="113" w:right="113"/>
       </w:pPr>
       <w:r>
@@ -2728,7 +2732,7 @@
           <w:right w:val="single" w:color="BFBFBF" w:sz="4" w:space="4"/>
         </w:pBdr>
         <w:shd w:fill="F4F4F4" w:color="auto" w:val="clear"/>
-        <w:spacing w:after="0" w:before="0" w:line="240"/>
+        <w:spacing w:after="0" w:before="0" w:line="240" w:lineRule="auto"/>
         <w:ind w:left="113" w:right="113"/>
       </w:pPr>
       <w:r>
@@ -2750,7 +2754,7 @@
           <w:right w:val="single" w:color="BFBFBF" w:sz="4" w:space="4"/>
         </w:pBdr>
         <w:shd w:fill="F4F4F4" w:color="auto" w:val="clear"/>
-        <w:spacing w:after="0" w:before="0" w:line="240"/>
+        <w:spacing w:after="0" w:before="0" w:line="240" w:lineRule="auto"/>
         <w:ind w:left="113" w:right="113"/>
       </w:pPr>
       <w:r>
@@ -2772,7 +2776,7 @@
           <w:right w:val="single" w:color="BFBFBF" w:sz="4" w:space="4"/>
         </w:pBdr>
         <w:shd w:fill="F4F4F4" w:color="auto" w:val="clear"/>
-        <w:spacing w:after="0" w:before="0" w:line="240"/>
+        <w:spacing w:after="0" w:before="0" w:line="240" w:lineRule="auto"/>
         <w:ind w:left="113" w:right="113"/>
       </w:pPr>
       <w:r>
@@ -2794,7 +2798,7 @@
           <w:right w:val="single" w:color="BFBFBF" w:sz="4" w:space="4"/>
         </w:pBdr>
         <w:shd w:fill="F4F4F4" w:color="auto" w:val="clear"/>
-        <w:spacing w:after="0" w:before="0" w:line="240"/>
+        <w:spacing w:after="0" w:before="0" w:line="240" w:lineRule="auto"/>
         <w:ind w:left="113" w:right="113"/>
       </w:pPr>
       <w:r>
@@ -2816,7 +2820,7 @@
           <w:right w:val="single" w:color="BFBFBF" w:sz="4" w:space="4"/>
         </w:pBdr>
         <w:shd w:fill="F4F4F4" w:color="auto" w:val="clear"/>
-        <w:spacing w:after="0" w:before="0" w:line="240"/>
+        <w:spacing w:after="0" w:before="0" w:line="240" w:lineRule="auto"/>
         <w:ind w:left="113" w:right="113"/>
       </w:pPr>
       <w:r>
@@ -2838,7 +2842,7 @@
           <w:right w:val="single" w:color="BFBFBF" w:sz="4" w:space="4"/>
         </w:pBdr>
         <w:shd w:fill="F4F4F4" w:color="auto" w:val="clear"/>
-        <w:spacing w:after="0" w:before="0" w:line="240"/>
+        <w:spacing w:after="0" w:before="0" w:line="240" w:lineRule="auto"/>
         <w:ind w:left="113" w:right="113"/>
       </w:pPr>
       <w:r>
@@ -2860,7 +2864,7 @@
           <w:right w:val="single" w:color="BFBFBF" w:sz="4" w:space="4"/>
         </w:pBdr>
         <w:shd w:fill="F4F4F4" w:color="auto" w:val="clear"/>
-        <w:spacing w:after="0" w:before="0" w:line="240"/>
+        <w:spacing w:after="0" w:before="0" w:line="240" w:lineRule="auto"/>
         <w:ind w:left="113" w:right="113"/>
       </w:pPr>
       <w:r>
@@ -2882,7 +2886,7 @@
           <w:right w:val="single" w:color="BFBFBF" w:sz="4" w:space="4"/>
         </w:pBdr>
         <w:shd w:fill="F4F4F4" w:color="auto" w:val="clear"/>
-        <w:spacing w:after="0" w:before="0" w:line="240"/>
+        <w:spacing w:after="0" w:before="0" w:line="240" w:lineRule="auto"/>
         <w:ind w:left="113" w:right="113"/>
       </w:pPr>
       <w:r>
@@ -2904,7 +2908,7 @@
           <w:right w:val="single" w:color="BFBFBF" w:sz="4" w:space="4"/>
         </w:pBdr>
         <w:shd w:fill="F4F4F4" w:color="auto" w:val="clear"/>
-        <w:spacing w:after="160" w:before="0" w:line="240"/>
+        <w:spacing w:after="160" w:before="0" w:line="240" w:lineRule="auto"/>
         <w:ind w:left="113" w:right="113"/>
       </w:pPr>
       <w:r>
@@ -2926,7 +2930,7 @@
           <w:right w:val="single" w:color="BFBFBF" w:sz="4" w:space="4"/>
         </w:pBdr>
         <w:shd w:fill="F4F4F4" w:color="auto" w:val="clear"/>
-        <w:spacing w:after="0" w:before="60" w:line="240"/>
+        <w:spacing w:after="0" w:before="60" w:line="240" w:lineRule="auto"/>
         <w:ind w:left="113" w:right="113"/>
       </w:pPr>
       <w:r>
@@ -2948,7 +2952,7 @@
           <w:right w:val="single" w:color="BFBFBF" w:sz="4" w:space="4"/>
         </w:pBdr>
         <w:shd w:fill="F4F4F4" w:color="auto" w:val="clear"/>
-        <w:spacing w:after="0" w:before="0" w:line="240"/>
+        <w:spacing w:after="0" w:before="0" w:line="240" w:lineRule="auto"/>
         <w:ind w:left="113" w:right="113"/>
       </w:pPr>
       <w:r>
@@ -2970,7 +2974,7 @@
           <w:right w:val="single" w:color="BFBFBF" w:sz="4" w:space="4"/>
         </w:pBdr>
         <w:shd w:fill="F4F4F4" w:color="auto" w:val="clear"/>
-        <w:spacing w:after="0" w:before="0" w:line="240"/>
+        <w:spacing w:after="0" w:before="0" w:line="240" w:lineRule="auto"/>
         <w:ind w:left="113" w:right="113"/>
       </w:pPr>
       <w:r>
@@ -2992,7 +2996,7 @@
           <w:right w:val="single" w:color="BFBFBF" w:sz="4" w:space="4"/>
         </w:pBdr>
         <w:shd w:fill="F4F4F4" w:color="auto" w:val="clear"/>
-        <w:spacing w:after="0" w:before="0" w:line="240"/>
+        <w:spacing w:after="0" w:before="0" w:line="240" w:lineRule="auto"/>
         <w:ind w:left="113" w:right="113"/>
       </w:pPr>
       <w:r>
@@ -3014,7 +3018,7 @@
           <w:right w:val="single" w:color="BFBFBF" w:sz="4" w:space="4"/>
         </w:pBdr>
         <w:shd w:fill="F4F4F4" w:color="auto" w:val="clear"/>
-        <w:spacing w:after="0" w:before="0" w:line="240"/>
+        <w:spacing w:after="0" w:before="0" w:line="240" w:lineRule="auto"/>
         <w:ind w:left="113" w:right="113"/>
       </w:pPr>
       <w:r>
@@ -3036,7 +3040,7 @@
           <w:right w:val="single" w:color="BFBFBF" w:sz="4" w:space="4"/>
         </w:pBdr>
         <w:shd w:fill="F4F4F4" w:color="auto" w:val="clear"/>
-        <w:spacing w:after="0" w:before="0" w:line="240"/>
+        <w:spacing w:after="0" w:before="0" w:line="240" w:lineRule="auto"/>
         <w:ind w:left="113" w:right="113"/>
       </w:pPr>
       <w:r>
@@ -3058,7 +3062,7 @@
           <w:right w:val="single" w:color="BFBFBF" w:sz="4" w:space="4"/>
         </w:pBdr>
         <w:shd w:fill="F4F4F4" w:color="auto" w:val="clear"/>
-        <w:spacing w:after="0" w:before="0" w:line="240"/>
+        <w:spacing w:after="0" w:before="0" w:line="240" w:lineRule="auto"/>
         <w:ind w:left="113" w:right="113"/>
       </w:pPr>
       <w:r>
@@ -3080,7 +3084,7 @@
           <w:right w:val="single" w:color="BFBFBF" w:sz="4" w:space="4"/>
         </w:pBdr>
         <w:shd w:fill="F4F4F4" w:color="auto" w:val="clear"/>
-        <w:spacing w:after="0" w:before="0" w:line="240"/>
+        <w:spacing w:after="0" w:before="0" w:line="240" w:lineRule="auto"/>
         <w:ind w:left="113" w:right="113"/>
       </w:pPr>
       <w:r>
@@ -3102,7 +3106,7 @@
           <w:right w:val="single" w:color="BFBFBF" w:sz="4" w:space="4"/>
         </w:pBdr>
         <w:shd w:fill="F4F4F4" w:color="auto" w:val="clear"/>
-        <w:spacing w:after="0" w:before="0" w:line="240"/>
+        <w:spacing w:after="0" w:before="0" w:line="240" w:lineRule="auto"/>
         <w:ind w:left="113" w:right="113"/>
       </w:pPr>
       <w:r>
@@ -3124,7 +3128,7 @@
           <w:right w:val="single" w:color="BFBFBF" w:sz="4" w:space="4"/>
         </w:pBdr>
         <w:shd w:fill="F4F4F4" w:color="auto" w:val="clear"/>
-        <w:spacing w:after="0" w:before="0" w:line="240"/>
+        <w:spacing w:after="0" w:before="0" w:line="240" w:lineRule="auto"/>
         <w:ind w:left="113" w:right="113"/>
       </w:pPr>
       <w:r>
@@ -3146,7 +3150,7 @@
           <w:right w:val="single" w:color="BFBFBF" w:sz="4" w:space="4"/>
         </w:pBdr>
         <w:shd w:fill="F4F4F4" w:color="auto" w:val="clear"/>
-        <w:spacing w:after="0" w:before="0" w:line="240"/>
+        <w:spacing w:after="0" w:before="0" w:line="240" w:lineRule="auto"/>
         <w:ind w:left="113" w:right="113"/>
       </w:pPr>
       <w:r>
@@ -3168,7 +3172,7 @@
           <w:right w:val="single" w:color="BFBFBF" w:sz="4" w:space="4"/>
         </w:pBdr>
         <w:shd w:fill="F4F4F4" w:color="auto" w:val="clear"/>
-        <w:spacing w:after="0" w:before="0" w:line="240"/>
+        <w:spacing w:after="0" w:before="0" w:line="240" w:lineRule="auto"/>
         <w:ind w:left="113" w:right="113"/>
       </w:pPr>
       <w:r>
@@ -3190,7 +3194,7 @@
           <w:right w:val="single" w:color="BFBFBF" w:sz="4" w:space="4"/>
         </w:pBdr>
         <w:shd w:fill="F4F4F4" w:color="auto" w:val="clear"/>
-        <w:spacing w:after="160" w:before="0" w:line="240"/>
+        <w:spacing w:after="160" w:before="0" w:line="240" w:lineRule="auto"/>
         <w:ind w:left="113" w:right="113"/>
       </w:pPr>
       <w:r>
@@ -3470,6 +3474,18 @@
     </w:lvl>
   </w:abstractNum>
   <w:abstractNum w:abstractNumId="3" w15:restartNumberingAfterBreak="0">
+    <w:multiLevelType w:val="hybridMultilevel"/>
+    <w:lvl w:ilvl="0" w15:tentative="1">
+      <w:start w:val="1"/>
+      <w:numFmt w:val="bullet"/>
+      <w:lvlText w:val="•"/>
+      <w:lvlJc w:val="left"/>
+      <w:pPr>
+        <w:ind w:left="1134" w:hanging="284"/>
+      </w:pPr>
+    </w:lvl>
+  </w:abstractNum>
+  <w:abstractNum w:abstractNumId="4" w15:restartNumberingAfterBreak="0">
     <w:multiLevelType w:val="hybridMultilevel"/>
     <w:lvl w:ilvl="0" w15:tentative="1">
       <w:start w:val="1"/>
